--- a/Literature Review/Review.docx
+++ b/Literature Review/Review.docx
@@ -769,6 +769,42 @@
       <w:proofErr w:type="spellEnd"/>
       <w:r>
         <w:t xml:space="preserve"> counting algorithm</w:t>
+      </w:r>
+    </w:p>
+    <w:p>
+      <w:pPr>
+        <w:spacing w:after="0" w:line="240" w:lineRule="auto"/>
+      </w:pPr>
+    </w:p>
+    <w:p>
+      <w:pPr>
+        <w:spacing w:after="0" w:line="240" w:lineRule="auto"/>
+        <w:rPr>
+          <w:b/>
+          <w:bCs/>
+        </w:rPr>
+      </w:pPr>
+      <w:proofErr w:type="spellStart"/>
+      <w:r>
+        <w:rPr>
+          <w:b/>
+          <w:bCs/>
+        </w:rPr>
+        <w:t>NCStorage</w:t>
+      </w:r>
+      <w:proofErr w:type="spellEnd"/>
+    </w:p>
+    <w:p>
+      <w:pPr>
+        <w:pStyle w:val="ListParagraph"/>
+        <w:numPr>
+          <w:ilvl w:val="0"/>
+          <w:numId w:val="1"/>
+        </w:numPr>
+        <w:spacing w:after="0" w:line="240" w:lineRule="auto"/>
+      </w:pPr>
+      <w:r>
+        <w:t>Cost to repair lost capacity</w:t>
       </w:r>
     </w:p>
     <w:sectPr>

--- a/Literature Review/Review.docx
+++ b/Literature Review/Review.docx
@@ -756,7 +756,6 @@
         </w:numPr>
         <w:spacing w:after="0" w:line="240" w:lineRule="auto"/>
       </w:pPr>
-      <w:proofErr w:type="spellStart"/>
       <w:r>
         <w:t>R</w:t>
       </w:r>
@@ -764,11 +763,7 @@
         <w:t>ainfl</w:t>
       </w:r>
       <w:r>
-        <w:t>ow</w:t>
-      </w:r>
-      <w:proofErr w:type="spellEnd"/>
-      <w:r>
-        <w:t xml:space="preserve"> counting algorithm</w:t>
+        <w:t>ow counting algorithm</w:t>
       </w:r>
     </w:p>
     <w:p>
